--- a/flow/20230914_vu_template/drafts/2024-12-g/22-НД-Гл.6-Анастасії.docx
+++ b/flow/20230914_vu_template/drafts/2024-12-g/22-НД-Гл.6-Анастасії.docx
@@ -6526,11 +6526,6 @@
     </w:p>
     <w:p>
       <w:pPr>
-        <w:spacing w:after="120"/>
-      </w:pPr>
-    </w:p>
-    <w:p>
-      <w:pPr>
         <w:pStyle w:val="Heading3"/>
         <w:spacing w:after="120"/>
         <w:jc w:val="center"/>
@@ -6548,7 +6543,6 @@
     <w:p>
       <w:pPr>
         <w:spacing w:after="120"/>
-        <w:jc w:val="both"/>
       </w:pPr>
       <w:r>
         <w:rPr>
@@ -6557,26 +6551,43 @@
           <w:color w:val="FF0000"/>
           <w:sz w:val="24"/>
         </w:rPr>
-        <w:t xml:space="preserve">(г. 6): </w:t>
-      </w:r>
-      <w:r>
-        <w:rPr>
-          <w:rFonts w:ascii="Times New Roman" w:hAnsi="Times New Roman"/>
-          <w:sz w:val="24"/>
-        </w:rPr>
-        <w:t>Воскресіння твоє, Христе Спасе,* ангели оспівують на небесах,* і нас на землі сподоби чистим серцем* тебе співом прославляти.</w:t>
-      </w:r>
-    </w:p>
-    <w:p>
-      <w:pPr>
-        <w:spacing w:after="120"/>
-        <w:jc w:val="both"/>
-      </w:pPr>
-    </w:p>
-    <w:p>
-      <w:pPr>
-        <w:spacing w:after="120"/>
-        <w:jc w:val="both"/>
+        <w:t>(г. 6):</w:t>
+      </w:r>
+      <w:r>
+        <w:rPr>
+          <w:rFonts w:ascii="Times New Roman" w:hAnsi="Times New Roman"/>
+          <w:sz w:val="24"/>
+        </w:rPr>
+        <w:t xml:space="preserve"> </w:t>
+      </w:r>
+      <w:r>
+        <w:rPr>
+          <w:rFonts w:ascii="Times New Roman" w:hAnsi="Times New Roman"/>
+          <w:sz w:val="24"/>
+        </w:rPr>
+        <w:t>Воскресі́ння Твоє́, Хри́сте Спа́се,* а́нгели оспі́вують на небеса́х,* і нас на землі́ сподо́би чи́стим се́рцем* Тебе́ спі́вом прославля́ти.</w:t>
+      </w:r>
+    </w:p>
+    <w:p>
+      <w:pPr>
+        <w:spacing w:after="120"/>
+        <w:jc w:val="both"/>
+      </w:pPr>
+    </w:p>
+    <w:p>
+      <w:pPr>
+        <w:spacing w:after="120"/>
+        <w:jc w:val="both"/>
+      </w:pPr>
+      <w:r>
+        <w:rPr>
+          <w:rFonts w:ascii="Times New Roman" w:hAnsi="Times New Roman"/>
+        </w:rPr>
+      </w:r>
+    </w:p>
+    <w:p>
+      <w:pPr>
+        <w:spacing w:after="120"/>
       </w:pPr>
       <w:r>
         <w:rPr>
@@ -20407,11 +20418,6 @@
     </w:p>
     <w:p>
       <w:pPr>
-        <w:spacing w:after="120"/>
-      </w:pPr>
-    </w:p>
-    <w:p>
-      <w:pPr>
         <w:pStyle w:val="Heading3"/>
         <w:jc w:val="center"/>
       </w:pPr>
@@ -20444,196 +20450,7 @@
           <w:rFonts w:ascii="Times New Roman" w:hAnsi="Times New Roman"/>
           <w:sz w:val="24"/>
         </w:rPr>
-        <w:t xml:space="preserve"> </w:t>
-      </w:r>
-      <w:r>
-        <w:rPr>
-          <w:rFonts w:ascii="Times New Roman" w:hAnsi="Times New Roman"/>
-          <w:sz w:val="24"/>
-        </w:rPr>
-        <w:t>Воскресі́ння</w:t>
-      </w:r>
-      <w:r>
-        <w:rPr>
-          <w:rFonts w:ascii="Times New Roman" w:hAnsi="Times New Roman"/>
-          <w:sz w:val="24"/>
-        </w:rPr>
-        <w:t xml:space="preserve"> </w:t>
-      </w:r>
-      <w:r>
-        <w:rPr>
-          <w:rFonts w:ascii="Times New Roman" w:hAnsi="Times New Roman"/>
-          <w:sz w:val="24"/>
-        </w:rPr>
-        <w:t>Твоє</w:t>
-      </w:r>
-      <w:r>
-        <w:rPr>
-          <w:rFonts w:ascii="Times New Roman" w:hAnsi="Times New Roman"/>
-          <w:sz w:val="24"/>
-        </w:rPr>
-        <w:t xml:space="preserve">́, </w:t>
-      </w:r>
-      <w:r>
-        <w:rPr>
-          <w:rFonts w:ascii="Times New Roman" w:hAnsi="Times New Roman"/>
-          <w:sz w:val="24"/>
-        </w:rPr>
-        <w:t>Хри́сте</w:t>
-      </w:r>
-      <w:r>
-        <w:rPr>
-          <w:rFonts w:ascii="Times New Roman" w:hAnsi="Times New Roman"/>
-          <w:sz w:val="24"/>
-        </w:rPr>
-        <w:t xml:space="preserve"> </w:t>
-      </w:r>
-      <w:r>
-        <w:rPr>
-          <w:rFonts w:ascii="Times New Roman" w:hAnsi="Times New Roman"/>
-          <w:sz w:val="24"/>
-        </w:rPr>
-        <w:t>Спа́се</w:t>
-      </w:r>
-      <w:r>
-        <w:rPr>
-          <w:rFonts w:ascii="Times New Roman" w:hAnsi="Times New Roman"/>
-          <w:sz w:val="24"/>
-        </w:rPr>
-        <w:t>,*</w:t>
-      </w:r>
-      <w:r>
-        <w:rPr>
-          <w:rFonts w:ascii="Times New Roman" w:hAnsi="Times New Roman"/>
-          <w:sz w:val="24"/>
-        </w:rPr>
-        <w:t xml:space="preserve"> </w:t>
-      </w:r>
-      <w:r>
-        <w:rPr>
-          <w:rFonts w:ascii="Times New Roman" w:hAnsi="Times New Roman"/>
-          <w:sz w:val="24"/>
-        </w:rPr>
-        <w:t>а́нгели</w:t>
-      </w:r>
-      <w:r>
-        <w:rPr>
-          <w:rFonts w:ascii="Times New Roman" w:hAnsi="Times New Roman"/>
-          <w:sz w:val="24"/>
-        </w:rPr>
-        <w:t xml:space="preserve"> </w:t>
-      </w:r>
-      <w:r>
-        <w:rPr>
-          <w:rFonts w:ascii="Times New Roman" w:hAnsi="Times New Roman"/>
-          <w:sz w:val="24"/>
-        </w:rPr>
-        <w:t>оспі́вують</w:t>
-      </w:r>
-      <w:r>
-        <w:rPr>
-          <w:rFonts w:ascii="Times New Roman" w:hAnsi="Times New Roman"/>
-          <w:sz w:val="24"/>
-        </w:rPr>
-        <w:t xml:space="preserve"> на </w:t>
-      </w:r>
-      <w:r>
-        <w:rPr>
-          <w:rFonts w:ascii="Times New Roman" w:hAnsi="Times New Roman"/>
-          <w:sz w:val="24"/>
-        </w:rPr>
-        <w:t>небеса́х</w:t>
-      </w:r>
-      <w:r>
-        <w:rPr>
-          <w:rFonts w:ascii="Times New Roman" w:hAnsi="Times New Roman"/>
-          <w:sz w:val="24"/>
-        </w:rPr>
-        <w:t xml:space="preserve">,* і нас на </w:t>
-      </w:r>
-      <w:r>
-        <w:rPr>
-          <w:rFonts w:ascii="Times New Roman" w:hAnsi="Times New Roman"/>
-          <w:sz w:val="24"/>
-        </w:rPr>
-        <w:t>землі</w:t>
-      </w:r>
-      <w:r>
-        <w:rPr>
-          <w:rFonts w:ascii="Times New Roman" w:hAnsi="Times New Roman"/>
-          <w:sz w:val="24"/>
-        </w:rPr>
-        <w:t xml:space="preserve">́ </w:t>
-      </w:r>
-      <w:r>
-        <w:rPr>
-          <w:rFonts w:ascii="Times New Roman" w:hAnsi="Times New Roman"/>
-          <w:sz w:val="24"/>
-        </w:rPr>
-        <w:t>сподо́би</w:t>
-      </w:r>
-      <w:r>
-        <w:rPr>
-          <w:rFonts w:ascii="Times New Roman" w:hAnsi="Times New Roman"/>
-          <w:sz w:val="24"/>
-        </w:rPr>
-        <w:t xml:space="preserve"> </w:t>
-      </w:r>
-      <w:r>
-        <w:rPr>
-          <w:rFonts w:ascii="Times New Roman" w:hAnsi="Times New Roman"/>
-          <w:sz w:val="24"/>
-        </w:rPr>
-        <w:t>чи́стим</w:t>
-      </w:r>
-      <w:r>
-        <w:rPr>
-          <w:rFonts w:ascii="Times New Roman" w:hAnsi="Times New Roman"/>
-          <w:sz w:val="24"/>
-        </w:rPr>
-        <w:t xml:space="preserve"> </w:t>
-      </w:r>
-      <w:r>
-        <w:rPr>
-          <w:rFonts w:ascii="Times New Roman" w:hAnsi="Times New Roman"/>
-          <w:sz w:val="24"/>
-        </w:rPr>
-        <w:t>се́рцем</w:t>
-      </w:r>
-      <w:r>
-        <w:rPr>
-          <w:rFonts w:ascii="Times New Roman" w:hAnsi="Times New Roman"/>
-          <w:sz w:val="24"/>
-        </w:rPr>
-        <w:t xml:space="preserve">* Тебе́ </w:t>
-      </w:r>
-      <w:r>
-        <w:rPr>
-          <w:rFonts w:ascii="Times New Roman" w:hAnsi="Times New Roman"/>
-          <w:sz w:val="24"/>
-        </w:rPr>
-        <w:t>спі́вом</w:t>
-      </w:r>
-      <w:r>
-        <w:rPr>
-          <w:rFonts w:ascii="Times New Roman" w:hAnsi="Times New Roman"/>
-          <w:sz w:val="24"/>
-        </w:rPr>
-        <w:t xml:space="preserve"> </w:t>
-      </w:r>
-      <w:r>
-        <w:rPr>
-          <w:rFonts w:ascii="Times New Roman" w:hAnsi="Times New Roman"/>
-          <w:sz w:val="24"/>
-        </w:rPr>
-        <w:t>прославля́ти</w:t>
-      </w:r>
-      <w:r>
-        <w:rPr>
-          <w:rFonts w:ascii="Times New Roman" w:hAnsi="Times New Roman"/>
-          <w:sz w:val="24"/>
-        </w:rPr>
-        <w:t>.</w:t>
+        <w:t xml:space="preserve"> Воскресі́ння Твоє́, Хри́сте Спа́се,* а́нгели оспі́вують на небеса́х,* і нас на землі́ сподо́би чи́стим се́рцем* Тебе́ спі́вом прославля́ти.</w:t>
       </w:r>
     </w:p>
     <w:sectPr>

--- a/flow/20230914_vu_template/drafts/2024-12-g/22-НД-Гл.6-Анастасії.docx
+++ b/flow/20230914_vu_template/drafts/2024-12-g/22-НД-Гл.6-Анастасії.docx
@@ -3558,7 +3558,7 @@
           <w:sz w:val="24"/>
           <w:szCs w:val="24"/>
         </w:rPr>
-        <w:t>(г. 6, подібний: Поклавши всю надію):</w:t>
+        <w:t>(г. 6, подібний: Поклавши всю надію):</w:t>
       </w:r>
       <w:r>
         <w:rPr>
@@ -3759,7 +3759,7 @@
           <w:sz w:val="24"/>
           <w:szCs w:val="24"/>
         </w:rPr>
-        <w:t>(г. 6):</w:t>
+        <w:t>(г. 6):</w:t>
       </w:r>
       <w:r>
         <w:rPr>
@@ -7059,7 +7059,7 @@
           <w:sz w:val="24"/>
           <w:szCs w:val="24"/>
         </w:rPr>
-        <w:t>А́нгельські си́ли – на гро́бі Твої́м,* а сторо́жа омертві́ла.*  Ма́рія ж стоя́ла у гро́бі,* шука́ючи пречи́стого ті́ла Твого́.* Полони́в Ти ад, та не перемо́жений ним,* зустрі́</w:t>
+        <w:t>А́нгельські си́ли – на гро́бі Твої́м,* а сторо́жа омертві́ла.*  Ма́рія ж стоя́ла у гро́бі,* шука́ючи пречи́стого ті́ла Твого́.* Полони́в Ти ад, та не перемо́жений ним,* зустрі́</w:t>
       </w:r>
       <w:r>
         <w:rPr>
@@ -11268,7 +11268,7 @@
           <w:sz w:val="24"/>
           <w:szCs w:val="24"/>
         </w:rPr>
-        <w:t>А́нгельські си́ли – на гро́бі Твої́м,* а сторо́жа омертві́ла.*  Ма́рія ж стоя́ла у гро́бі,* шука́ючи пречи́стого ті́</w:t>
+        <w:t>А́нгельські си́ли – на гро́бі Твої́м,* а сторо́жа омертві́ла.*  Ма́рія ж стоя́ла у гро́бі,* шука́ючи пречи́стого ті́</w:t>
       </w:r>
       <w:r>
         <w:rPr>
@@ -13690,7 +13690,7 @@
           <w:sz w:val="24"/>
           <w:szCs w:val="24"/>
         </w:rPr>
-        <w:t>(3 р.)</w:t>
+        <w:t>(3 р.)</w:t>
       </w:r>
       <w:r>
         <w:rPr>
@@ -15462,7 +15462,7 @@
           <w:sz w:val="24"/>
           <w:szCs w:val="24"/>
         </w:rPr>
-        <w:t>Життєда́йною доло́нею* уме́рлих із мря́чних доли́н* воскреси́в усі́х Життєда́вець – Христо́с Бог,* воскресі́ння пода́в людсько́му ро́дові.* Він бо всіх Спаси́тель, воскресі́ння, і життя́, і Бог усі́х.</w:t>
+        <w:t>Життєда́йною доло́нею* уме́рлих із мря́чних доли́н* воскреси́в усі́х Життєда́вець – Христо́с Бог,* воскресі́ння пода́в людсько́му ро́дові.* Він бо всіх Спаси́тель, воскресі́ння, і життя́, і Бог усі́х.</w:t>
       </w:r>
     </w:p>
     <w:p>
@@ -18483,7 +18483,7 @@
           <w:sz w:val="24"/>
           <w:szCs w:val="24"/>
         </w:rPr>
-        <w:t>(г. 4, подібний: Покликаний був ти):</w:t>
+        <w:t>(г. 4, подібний: Покликаний був ти):</w:t>
       </w:r>
       <w:sdt>
         <w:sdtPr>
